--- a/chapters/02/core/AIHE-A03/supp/AIHE-L/docx/AIHE-L_worked_example.docx
+++ b/chapters/02/core/AIHE-A03/supp/AIHE-L/docx/AIHE-L_worked_example.docx
@@ -5,7 +5,7 @@
     <w:p>
       <w:pPr>
         <w:pStyle w:val="Title"/>
-        <w:jc w:val="center"/>
+        <w:jc w:val="centre"/>
       </w:pPr>
       <w:r>
         <w:rPr>
@@ -27,7 +27,7 @@
     </w:p>
     <w:p>
       <w:pPr>
-        <w:jc w:val="center"/>
+        <w:jc w:val="centre"/>
       </w:pPr>
       <w:r>
         <w:rPr>
@@ -41,7 +41,7 @@
       <w:tblPr>
         <w:tblStyle w:val="TableGrid"/>
         <w:tblW w:type="auto" w:w="0"/>
-        <w:jc w:val="center"/>
+        <w:jc w:val="centre"/>
         <w:tblLook w:firstColumn="1" w:firstRow="1" w:lastColumn="0" w:lastRow="0" w:noHBand="0" w:noVBand="1" w:val="04A0"/>
       </w:tblPr>
       <w:tblGrid>
@@ -110,7 +110,7 @@
               <w:bottom w:w="80" w:type="dxa"/>
               <w:end w:w="80" w:type="dxa"/>
             </w:tcMar>
-            <w:vAlign w:val="center"/>
+            <w:vAlign w:val="centre"/>
           </w:tcPr>
           <w:p>
             <w:pPr>
@@ -184,7 +184,7 @@
               <w:bottom w:w="80" w:type="dxa"/>
               <w:end w:w="80" w:type="dxa"/>
             </w:tcMar>
-            <w:vAlign w:val="center"/>
+            <w:vAlign w:val="centre"/>
           </w:tcPr>
           <w:p>
             <w:pPr>
@@ -252,7 +252,7 @@
     </w:p>
     <w:p>
       <w:r>
-        <w:t>Complete the fields with the multidisciplinary team. Record evidence sources, assumptions, limitations, owners, dates, and decision thresholds. Use synthetic or appropriately governed data only. The worked example is fictional and is provided for teaching.</w:t>
+        <w:t>Complete the fields with the multidisciplinary team. Record evidence sources, assumptions, limitations, owners, dates, and decision thresholds. Use synthetic or appropriately governed data only. The worked example is fictional and is provided as a synthetic demonstration.</w:t>
       </w:r>
     </w:p>
     <w:p>
@@ -290,7 +290,7 @@
       <w:tblPr>
         <w:tblStyle w:val="TableGrid"/>
         <w:tblW w:type="auto" w:w="0"/>
-        <w:jc w:val="center"/>
+        <w:jc w:val="centre"/>
         <w:tblLook w:firstColumn="1" w:firstRow="1" w:lastColumn="0" w:lastRow="0" w:noHBand="0" w:noVBand="1" w:val="04A0"/>
       </w:tblPr>
       <w:tblGrid>
@@ -309,7 +309,7 @@
         <w:tc>
           <w:tcPr>
             <w:tcW w:type="dxa" w:w="1995"/>
-            <w:vAlign w:val="center"/>
+            <w:vAlign w:val="centre"/>
             <w:tcMar>
               <w:top w:w="80" w:type="dxa"/>
               <w:start w:w="80" w:type="dxa"/>
@@ -330,7 +330,7 @@
         <w:tc>
           <w:tcPr>
             <w:tcW w:type="dxa" w:w="1995"/>
-            <w:vAlign w:val="center"/>
+            <w:vAlign w:val="centre"/>
             <w:tcMar>
               <w:top w:w="80" w:type="dxa"/>
               <w:start w:w="80" w:type="dxa"/>
@@ -351,7 +351,7 @@
         <w:tc>
           <w:tcPr>
             <w:tcW w:type="dxa" w:w="1995"/>
-            <w:vAlign w:val="center"/>
+            <w:vAlign w:val="centre"/>
             <w:tcMar>
               <w:top w:w="80" w:type="dxa"/>
               <w:start w:w="80" w:type="dxa"/>
@@ -372,7 +372,7 @@
         <w:tc>
           <w:tcPr>
             <w:tcW w:type="dxa" w:w="1995"/>
-            <w:vAlign w:val="center"/>
+            <w:vAlign w:val="centre"/>
             <w:tcMar>
               <w:top w:w="80" w:type="dxa"/>
               <w:start w:w="80" w:type="dxa"/>
@@ -393,7 +393,7 @@
         <w:tc>
           <w:tcPr>
             <w:tcW w:type="dxa" w:w="1995"/>
-            <w:vAlign w:val="center"/>
+            <w:vAlign w:val="centre"/>
             <w:tcMar>
               <w:top w:w="80" w:type="dxa"/>
               <w:start w:w="80" w:type="dxa"/>
@@ -414,7 +414,7 @@
         <w:tc>
           <w:tcPr>
             <w:tcW w:type="dxa" w:w="1995"/>
-            <w:vAlign w:val="center"/>
+            <w:vAlign w:val="centre"/>
             <w:tcMar>
               <w:top w:w="80" w:type="dxa"/>
               <w:start w:w="80" w:type="dxa"/>
@@ -435,7 +435,7 @@
         <w:tc>
           <w:tcPr>
             <w:tcW w:type="dxa" w:w="1995"/>
-            <w:vAlign w:val="center"/>
+            <w:vAlign w:val="centre"/>
             <w:tcMar>
               <w:top w:w="80" w:type="dxa"/>
               <w:start w:w="80" w:type="dxa"/>
@@ -458,7 +458,7 @@
         <w:tc>
           <w:tcPr>
             <w:tcW w:type="dxa" w:w="1995"/>
-            <w:vAlign w:val="center"/>
+            <w:vAlign w:val="centre"/>
             <w:tcMar>
               <w:top w:w="80" w:type="dxa"/>
               <w:start w:w="80" w:type="dxa"/>
@@ -475,7 +475,7 @@
         <w:tc>
           <w:tcPr>
             <w:tcW w:type="dxa" w:w="1995"/>
-            <w:vAlign w:val="center"/>
+            <w:vAlign w:val="centre"/>
             <w:tcMar>
               <w:top w:w="80" w:type="dxa"/>
               <w:start w:w="80" w:type="dxa"/>
@@ -492,7 +492,7 @@
         <w:tc>
           <w:tcPr>
             <w:tcW w:type="dxa" w:w="1995"/>
-            <w:vAlign w:val="center"/>
+            <w:vAlign w:val="centre"/>
             <w:tcMar>
               <w:top w:w="80" w:type="dxa"/>
               <w:start w:w="80" w:type="dxa"/>
@@ -509,7 +509,7 @@
         <w:tc>
           <w:tcPr>
             <w:tcW w:type="dxa" w:w="1995"/>
-            <w:vAlign w:val="center"/>
+            <w:vAlign w:val="centre"/>
             <w:tcMar>
               <w:top w:w="80" w:type="dxa"/>
               <w:start w:w="80" w:type="dxa"/>
@@ -526,7 +526,7 @@
         <w:tc>
           <w:tcPr>
             <w:tcW w:type="dxa" w:w="1995"/>
-            <w:vAlign w:val="center"/>
+            <w:vAlign w:val="centre"/>
             <w:tcMar>
               <w:top w:w="80" w:type="dxa"/>
               <w:start w:w="80" w:type="dxa"/>
@@ -543,7 +543,7 @@
         <w:tc>
           <w:tcPr>
             <w:tcW w:type="dxa" w:w="1995"/>
-            <w:vAlign w:val="center"/>
+            <w:vAlign w:val="centre"/>
             <w:tcMar>
               <w:top w:w="80" w:type="dxa"/>
               <w:start w:w="80" w:type="dxa"/>
@@ -560,7 +560,7 @@
         <w:tc>
           <w:tcPr>
             <w:tcW w:type="dxa" w:w="1995"/>
-            <w:vAlign w:val="center"/>
+            <w:vAlign w:val="centre"/>
             <w:tcMar>
               <w:top w:w="80" w:type="dxa"/>
               <w:start w:w="80" w:type="dxa"/>
@@ -579,7 +579,7 @@
         <w:tc>
           <w:tcPr>
             <w:tcW w:type="dxa" w:w="1995"/>
-            <w:vAlign w:val="center"/>
+            <w:vAlign w:val="centre"/>
             <w:tcMar>
               <w:top w:w="80" w:type="dxa"/>
               <w:start w:w="80" w:type="dxa"/>
@@ -596,7 +596,7 @@
         <w:tc>
           <w:tcPr>
             <w:tcW w:type="dxa" w:w="1995"/>
-            <w:vAlign w:val="center"/>
+            <w:vAlign w:val="centre"/>
             <w:tcMar>
               <w:top w:w="80" w:type="dxa"/>
               <w:start w:w="80" w:type="dxa"/>
@@ -613,7 +613,7 @@
         <w:tc>
           <w:tcPr>
             <w:tcW w:type="dxa" w:w="1995"/>
-            <w:vAlign w:val="center"/>
+            <w:vAlign w:val="centre"/>
             <w:tcMar>
               <w:top w:w="80" w:type="dxa"/>
               <w:start w:w="80" w:type="dxa"/>
@@ -630,7 +630,7 @@
         <w:tc>
           <w:tcPr>
             <w:tcW w:type="dxa" w:w="1995"/>
-            <w:vAlign w:val="center"/>
+            <w:vAlign w:val="centre"/>
             <w:tcMar>
               <w:top w:w="80" w:type="dxa"/>
               <w:start w:w="80" w:type="dxa"/>
@@ -647,7 +647,7 @@
         <w:tc>
           <w:tcPr>
             <w:tcW w:type="dxa" w:w="1995"/>
-            <w:vAlign w:val="center"/>
+            <w:vAlign w:val="centre"/>
             <w:tcMar>
               <w:top w:w="80" w:type="dxa"/>
               <w:start w:w="80" w:type="dxa"/>
@@ -664,7 +664,7 @@
         <w:tc>
           <w:tcPr>
             <w:tcW w:type="dxa" w:w="1995"/>
-            <w:vAlign w:val="center"/>
+            <w:vAlign w:val="centre"/>
             <w:tcMar>
               <w:top w:w="80" w:type="dxa"/>
               <w:start w:w="80" w:type="dxa"/>
@@ -681,7 +681,7 @@
         <w:tc>
           <w:tcPr>
             <w:tcW w:type="dxa" w:w="1995"/>
-            <w:vAlign w:val="center"/>
+            <w:vAlign w:val="centre"/>
             <w:tcMar>
               <w:top w:w="80" w:type="dxa"/>
               <w:start w:w="80" w:type="dxa"/>
@@ -700,7 +700,7 @@
         <w:tc>
           <w:tcPr>
             <w:tcW w:type="dxa" w:w="1995"/>
-            <w:vAlign w:val="center"/>
+            <w:vAlign w:val="centre"/>
             <w:tcMar>
               <w:top w:w="80" w:type="dxa"/>
               <w:start w:w="80" w:type="dxa"/>
@@ -717,7 +717,7 @@
         <w:tc>
           <w:tcPr>
             <w:tcW w:type="dxa" w:w="1995"/>
-            <w:vAlign w:val="center"/>
+            <w:vAlign w:val="centre"/>
             <w:tcMar>
               <w:top w:w="80" w:type="dxa"/>
               <w:start w:w="80" w:type="dxa"/>
@@ -734,7 +734,7 @@
         <w:tc>
           <w:tcPr>
             <w:tcW w:type="dxa" w:w="1995"/>
-            <w:vAlign w:val="center"/>
+            <w:vAlign w:val="centre"/>
             <w:tcMar>
               <w:top w:w="80" w:type="dxa"/>
               <w:start w:w="80" w:type="dxa"/>
@@ -751,7 +751,7 @@
         <w:tc>
           <w:tcPr>
             <w:tcW w:type="dxa" w:w="1995"/>
-            <w:vAlign w:val="center"/>
+            <w:vAlign w:val="centre"/>
             <w:tcMar>
               <w:top w:w="80" w:type="dxa"/>
               <w:start w:w="80" w:type="dxa"/>
@@ -768,7 +768,7 @@
         <w:tc>
           <w:tcPr>
             <w:tcW w:type="dxa" w:w="1995"/>
-            <w:vAlign w:val="center"/>
+            <w:vAlign w:val="centre"/>
             <w:tcMar>
               <w:top w:w="80" w:type="dxa"/>
               <w:start w:w="80" w:type="dxa"/>
@@ -785,7 +785,7 @@
         <w:tc>
           <w:tcPr>
             <w:tcW w:type="dxa" w:w="1995"/>
-            <w:vAlign w:val="center"/>
+            <w:vAlign w:val="centre"/>
             <w:tcMar>
               <w:top w:w="80" w:type="dxa"/>
               <w:start w:w="80" w:type="dxa"/>
@@ -802,7 +802,7 @@
         <w:tc>
           <w:tcPr>
             <w:tcW w:type="dxa" w:w="1995"/>
-            <w:vAlign w:val="center"/>
+            <w:vAlign w:val="centre"/>
             <w:tcMar>
               <w:top w:w="80" w:type="dxa"/>
               <w:start w:w="80" w:type="dxa"/>
@@ -821,7 +821,7 @@
         <w:tc>
           <w:tcPr>
             <w:tcW w:type="dxa" w:w="1995"/>
-            <w:vAlign w:val="center"/>
+            <w:vAlign w:val="centre"/>
             <w:tcMar>
               <w:top w:w="80" w:type="dxa"/>
               <w:start w:w="80" w:type="dxa"/>
@@ -838,7 +838,7 @@
         <w:tc>
           <w:tcPr>
             <w:tcW w:type="dxa" w:w="1995"/>
-            <w:vAlign w:val="center"/>
+            <w:vAlign w:val="centre"/>
             <w:tcMar>
               <w:top w:w="80" w:type="dxa"/>
               <w:start w:w="80" w:type="dxa"/>
@@ -855,7 +855,7 @@
         <w:tc>
           <w:tcPr>
             <w:tcW w:type="dxa" w:w="1995"/>
-            <w:vAlign w:val="center"/>
+            <w:vAlign w:val="centre"/>
             <w:tcMar>
               <w:top w:w="80" w:type="dxa"/>
               <w:start w:w="80" w:type="dxa"/>
@@ -872,7 +872,7 @@
         <w:tc>
           <w:tcPr>
             <w:tcW w:type="dxa" w:w="1995"/>
-            <w:vAlign w:val="center"/>
+            <w:vAlign w:val="centre"/>
             <w:tcMar>
               <w:top w:w="80" w:type="dxa"/>
               <w:start w:w="80" w:type="dxa"/>
@@ -889,7 +889,7 @@
         <w:tc>
           <w:tcPr>
             <w:tcW w:type="dxa" w:w="1995"/>
-            <w:vAlign w:val="center"/>
+            <w:vAlign w:val="centre"/>
             <w:tcMar>
               <w:top w:w="80" w:type="dxa"/>
               <w:start w:w="80" w:type="dxa"/>
@@ -906,7 +906,7 @@
         <w:tc>
           <w:tcPr>
             <w:tcW w:type="dxa" w:w="1995"/>
-            <w:vAlign w:val="center"/>
+            <w:vAlign w:val="centre"/>
             <w:tcMar>
               <w:top w:w="80" w:type="dxa"/>
               <w:start w:w="80" w:type="dxa"/>
@@ -923,7 +923,7 @@
         <w:tc>
           <w:tcPr>
             <w:tcW w:type="dxa" w:w="1995"/>
-            <w:vAlign w:val="center"/>
+            <w:vAlign w:val="centre"/>
             <w:tcMar>
               <w:top w:w="80" w:type="dxa"/>
               <w:start w:w="80" w:type="dxa"/>
@@ -942,7 +942,7 @@
         <w:tc>
           <w:tcPr>
             <w:tcW w:type="dxa" w:w="1995"/>
-            <w:vAlign w:val="center"/>
+            <w:vAlign w:val="centre"/>
             <w:tcMar>
               <w:top w:w="80" w:type="dxa"/>
               <w:start w:w="80" w:type="dxa"/>
@@ -959,7 +959,7 @@
         <w:tc>
           <w:tcPr>
             <w:tcW w:type="dxa" w:w="1995"/>
-            <w:vAlign w:val="center"/>
+            <w:vAlign w:val="centre"/>
             <w:tcMar>
               <w:top w:w="80" w:type="dxa"/>
               <w:start w:w="80" w:type="dxa"/>
@@ -976,7 +976,7 @@
         <w:tc>
           <w:tcPr>
             <w:tcW w:type="dxa" w:w="1995"/>
-            <w:vAlign w:val="center"/>
+            <w:vAlign w:val="centre"/>
             <w:tcMar>
               <w:top w:w="80" w:type="dxa"/>
               <w:start w:w="80" w:type="dxa"/>
@@ -993,7 +993,7 @@
         <w:tc>
           <w:tcPr>
             <w:tcW w:type="dxa" w:w="1995"/>
-            <w:vAlign w:val="center"/>
+            <w:vAlign w:val="centre"/>
             <w:tcMar>
               <w:top w:w="80" w:type="dxa"/>
               <w:start w:w="80" w:type="dxa"/>
@@ -1010,7 +1010,7 @@
         <w:tc>
           <w:tcPr>
             <w:tcW w:type="dxa" w:w="1995"/>
-            <w:vAlign w:val="center"/>
+            <w:vAlign w:val="centre"/>
             <w:tcMar>
               <w:top w:w="80" w:type="dxa"/>
               <w:start w:w="80" w:type="dxa"/>
@@ -1027,7 +1027,7 @@
         <w:tc>
           <w:tcPr>
             <w:tcW w:type="dxa" w:w="1995"/>
-            <w:vAlign w:val="center"/>
+            <w:vAlign w:val="centre"/>
             <w:tcMar>
               <w:top w:w="80" w:type="dxa"/>
               <w:start w:w="80" w:type="dxa"/>
@@ -1044,7 +1044,7 @@
         <w:tc>
           <w:tcPr>
             <w:tcW w:type="dxa" w:w="1995"/>
-            <w:vAlign w:val="center"/>
+            <w:vAlign w:val="centre"/>
             <w:tcMar>
               <w:top w:w="80" w:type="dxa"/>
               <w:start w:w="80" w:type="dxa"/>
@@ -1063,7 +1063,7 @@
         <w:tc>
           <w:tcPr>
             <w:tcW w:type="dxa" w:w="1995"/>
-            <w:vAlign w:val="center"/>
+            <w:vAlign w:val="centre"/>
             <w:tcMar>
               <w:top w:w="80" w:type="dxa"/>
               <w:start w:w="80" w:type="dxa"/>
@@ -1080,7 +1080,7 @@
         <w:tc>
           <w:tcPr>
             <w:tcW w:type="dxa" w:w="1995"/>
-            <w:vAlign w:val="center"/>
+            <w:vAlign w:val="centre"/>
             <w:tcMar>
               <w:top w:w="80" w:type="dxa"/>
               <w:start w:w="80" w:type="dxa"/>
@@ -1097,7 +1097,7 @@
         <w:tc>
           <w:tcPr>
             <w:tcW w:type="dxa" w:w="1995"/>
-            <w:vAlign w:val="center"/>
+            <w:vAlign w:val="centre"/>
             <w:tcMar>
               <w:top w:w="80" w:type="dxa"/>
               <w:start w:w="80" w:type="dxa"/>
@@ -1114,7 +1114,7 @@
         <w:tc>
           <w:tcPr>
             <w:tcW w:type="dxa" w:w="1995"/>
-            <w:vAlign w:val="center"/>
+            <w:vAlign w:val="centre"/>
             <w:tcMar>
               <w:top w:w="80" w:type="dxa"/>
               <w:start w:w="80" w:type="dxa"/>
@@ -1131,7 +1131,7 @@
         <w:tc>
           <w:tcPr>
             <w:tcW w:type="dxa" w:w="1995"/>
-            <w:vAlign w:val="center"/>
+            <w:vAlign w:val="centre"/>
             <w:tcMar>
               <w:top w:w="80" w:type="dxa"/>
               <w:start w:w="80" w:type="dxa"/>
@@ -1148,7 +1148,7 @@
         <w:tc>
           <w:tcPr>
             <w:tcW w:type="dxa" w:w="1995"/>
-            <w:vAlign w:val="center"/>
+            <w:vAlign w:val="centre"/>
             <w:tcMar>
               <w:top w:w="80" w:type="dxa"/>
               <w:start w:w="80" w:type="dxa"/>
@@ -1165,7 +1165,7 @@
         <w:tc>
           <w:tcPr>
             <w:tcW w:type="dxa" w:w="1995"/>
-            <w:vAlign w:val="center"/>
+            <w:vAlign w:val="centre"/>
             <w:tcMar>
               <w:top w:w="80" w:type="dxa"/>
               <w:start w:w="80" w:type="dxa"/>
@@ -1184,7 +1184,7 @@
         <w:tc>
           <w:tcPr>
             <w:tcW w:type="dxa" w:w="1995"/>
-            <w:vAlign w:val="center"/>
+            <w:vAlign w:val="centre"/>
             <w:tcMar>
               <w:top w:w="80" w:type="dxa"/>
               <w:start w:w="80" w:type="dxa"/>
@@ -1201,7 +1201,7 @@
         <w:tc>
           <w:tcPr>
             <w:tcW w:type="dxa" w:w="1995"/>
-            <w:vAlign w:val="center"/>
+            <w:vAlign w:val="centre"/>
             <w:tcMar>
               <w:top w:w="80" w:type="dxa"/>
               <w:start w:w="80" w:type="dxa"/>
@@ -1218,7 +1218,7 @@
         <w:tc>
           <w:tcPr>
             <w:tcW w:type="dxa" w:w="1995"/>
-            <w:vAlign w:val="center"/>
+            <w:vAlign w:val="centre"/>
             <w:tcMar>
               <w:top w:w="80" w:type="dxa"/>
               <w:start w:w="80" w:type="dxa"/>
@@ -1235,7 +1235,7 @@
         <w:tc>
           <w:tcPr>
             <w:tcW w:type="dxa" w:w="1995"/>
-            <w:vAlign w:val="center"/>
+            <w:vAlign w:val="centre"/>
             <w:tcMar>
               <w:top w:w="80" w:type="dxa"/>
               <w:start w:w="80" w:type="dxa"/>
@@ -1252,7 +1252,7 @@
         <w:tc>
           <w:tcPr>
             <w:tcW w:type="dxa" w:w="1995"/>
-            <w:vAlign w:val="center"/>
+            <w:vAlign w:val="centre"/>
             <w:tcMar>
               <w:top w:w="80" w:type="dxa"/>
               <w:start w:w="80" w:type="dxa"/>
@@ -1269,7 +1269,7 @@
         <w:tc>
           <w:tcPr>
             <w:tcW w:type="dxa" w:w="1995"/>
-            <w:vAlign w:val="center"/>
+            <w:vAlign w:val="centre"/>
             <w:tcMar>
               <w:top w:w="80" w:type="dxa"/>
               <w:start w:w="80" w:type="dxa"/>
@@ -1286,7 +1286,7 @@
         <w:tc>
           <w:tcPr>
             <w:tcW w:type="dxa" w:w="1995"/>
-            <w:vAlign w:val="center"/>
+            <w:vAlign w:val="centre"/>
             <w:tcMar>
               <w:top w:w="80" w:type="dxa"/>
               <w:start w:w="80" w:type="dxa"/>
@@ -1305,7 +1305,7 @@
         <w:tc>
           <w:tcPr>
             <w:tcW w:type="dxa" w:w="1995"/>
-            <w:vAlign w:val="center"/>
+            <w:vAlign w:val="centre"/>
             <w:tcMar>
               <w:top w:w="80" w:type="dxa"/>
               <w:start w:w="80" w:type="dxa"/>
@@ -1322,7 +1322,7 @@
         <w:tc>
           <w:tcPr>
             <w:tcW w:type="dxa" w:w="1995"/>
-            <w:vAlign w:val="center"/>
+            <w:vAlign w:val="centre"/>
             <w:tcMar>
               <w:top w:w="80" w:type="dxa"/>
               <w:start w:w="80" w:type="dxa"/>
@@ -1339,7 +1339,7 @@
         <w:tc>
           <w:tcPr>
             <w:tcW w:type="dxa" w:w="1995"/>
-            <w:vAlign w:val="center"/>
+            <w:vAlign w:val="centre"/>
             <w:tcMar>
               <w:top w:w="80" w:type="dxa"/>
               <w:start w:w="80" w:type="dxa"/>
@@ -1356,7 +1356,7 @@
         <w:tc>
           <w:tcPr>
             <w:tcW w:type="dxa" w:w="1995"/>
-            <w:vAlign w:val="center"/>
+            <w:vAlign w:val="centre"/>
             <w:tcMar>
               <w:top w:w="80" w:type="dxa"/>
               <w:start w:w="80" w:type="dxa"/>
@@ -1373,7 +1373,7 @@
         <w:tc>
           <w:tcPr>
             <w:tcW w:type="dxa" w:w="1995"/>
-            <w:vAlign w:val="center"/>
+            <w:vAlign w:val="centre"/>
             <w:tcMar>
               <w:top w:w="80" w:type="dxa"/>
               <w:start w:w="80" w:type="dxa"/>
@@ -1390,7 +1390,7 @@
         <w:tc>
           <w:tcPr>
             <w:tcW w:type="dxa" w:w="1995"/>
-            <w:vAlign w:val="center"/>
+            <w:vAlign w:val="centre"/>
             <w:tcMar>
               <w:top w:w="80" w:type="dxa"/>
               <w:start w:w="80" w:type="dxa"/>
@@ -1407,7 +1407,7 @@
         <w:tc>
           <w:tcPr>
             <w:tcW w:type="dxa" w:w="1995"/>
-            <w:vAlign w:val="center"/>
+            <w:vAlign w:val="centre"/>
             <w:tcMar>
               <w:top w:w="80" w:type="dxa"/>
               <w:start w:w="80" w:type="dxa"/>
@@ -1426,7 +1426,7 @@
         <w:tc>
           <w:tcPr>
             <w:tcW w:type="dxa" w:w="1995"/>
-            <w:vAlign w:val="center"/>
+            <w:vAlign w:val="centre"/>
             <w:tcMar>
               <w:top w:w="80" w:type="dxa"/>
               <w:start w:w="80" w:type="dxa"/>
@@ -1443,7 +1443,7 @@
         <w:tc>
           <w:tcPr>
             <w:tcW w:type="dxa" w:w="1995"/>
-            <w:vAlign w:val="center"/>
+            <w:vAlign w:val="centre"/>
             <w:tcMar>
               <w:top w:w="80" w:type="dxa"/>
               <w:start w:w="80" w:type="dxa"/>
@@ -1460,7 +1460,7 @@
         <w:tc>
           <w:tcPr>
             <w:tcW w:type="dxa" w:w="1995"/>
-            <w:vAlign w:val="center"/>
+            <w:vAlign w:val="centre"/>
             <w:tcMar>
               <w:top w:w="80" w:type="dxa"/>
               <w:start w:w="80" w:type="dxa"/>
@@ -1477,7 +1477,7 @@
         <w:tc>
           <w:tcPr>
             <w:tcW w:type="dxa" w:w="1995"/>
-            <w:vAlign w:val="center"/>
+            <w:vAlign w:val="centre"/>
             <w:tcMar>
               <w:top w:w="80" w:type="dxa"/>
               <w:start w:w="80" w:type="dxa"/>
@@ -1494,7 +1494,7 @@
         <w:tc>
           <w:tcPr>
             <w:tcW w:type="dxa" w:w="1995"/>
-            <w:vAlign w:val="center"/>
+            <w:vAlign w:val="centre"/>
             <w:tcMar>
               <w:top w:w="80" w:type="dxa"/>
               <w:start w:w="80" w:type="dxa"/>
@@ -1511,7 +1511,7 @@
         <w:tc>
           <w:tcPr>
             <w:tcW w:type="dxa" w:w="1995"/>
-            <w:vAlign w:val="center"/>
+            <w:vAlign w:val="centre"/>
             <w:tcMar>
               <w:top w:w="80" w:type="dxa"/>
               <w:start w:w="80" w:type="dxa"/>
@@ -1528,7 +1528,7 @@
         <w:tc>
           <w:tcPr>
             <w:tcW w:type="dxa" w:w="1995"/>
-            <w:vAlign w:val="center"/>
+            <w:vAlign w:val="centre"/>
             <w:tcMar>
               <w:top w:w="80" w:type="dxa"/>
               <w:start w:w="80" w:type="dxa"/>
@@ -1549,7 +1549,7 @@
       <w:tblPr>
         <w:tblStyle w:val="TableGrid"/>
         <w:tblW w:type="auto" w:w="0"/>
-        <w:jc w:val="center"/>
+        <w:jc w:val="centre"/>
         <w:tblLook w:firstColumn="1" w:firstRow="1" w:lastColumn="0" w:lastRow="0" w:noHBand="0" w:noVBand="1" w:val="04A0"/>
       </w:tblPr>
       <w:tblGrid>
@@ -1563,7 +1563,7 @@
         <w:tc>
           <w:tcPr>
             <w:tcW w:type="dxa" w:w="6984"/>
-            <w:vAlign w:val="center"/>
+            <w:vAlign w:val="centre"/>
             <w:tcMar>
               <w:top w:w="80" w:type="dxa"/>
               <w:start w:w="80" w:type="dxa"/>
@@ -1584,7 +1584,7 @@
         <w:tc>
           <w:tcPr>
             <w:tcW w:type="dxa" w:w="6984"/>
-            <w:vAlign w:val="center"/>
+            <w:vAlign w:val="centre"/>
             <w:tcMar>
               <w:top w:w="80" w:type="dxa"/>
               <w:start w:w="80" w:type="dxa"/>
@@ -1607,7 +1607,7 @@
         <w:tc>
           <w:tcPr>
             <w:tcW w:type="dxa" w:w="6984"/>
-            <w:vAlign w:val="center"/>
+            <w:vAlign w:val="centre"/>
             <w:tcMar>
               <w:top w:w="80" w:type="dxa"/>
               <w:start w:w="80" w:type="dxa"/>
@@ -1624,7 +1624,7 @@
         <w:tc>
           <w:tcPr>
             <w:tcW w:type="dxa" w:w="6984"/>
-            <w:vAlign w:val="center"/>
+            <w:vAlign w:val="centre"/>
             <w:tcMar>
               <w:top w:w="80" w:type="dxa"/>
               <w:start w:w="80" w:type="dxa"/>
@@ -1643,7 +1643,7 @@
         <w:tc>
           <w:tcPr>
             <w:tcW w:type="dxa" w:w="6984"/>
-            <w:vAlign w:val="center"/>
+            <w:vAlign w:val="centre"/>
             <w:tcMar>
               <w:top w:w="80" w:type="dxa"/>
               <w:start w:w="80" w:type="dxa"/>
@@ -1660,7 +1660,7 @@
         <w:tc>
           <w:tcPr>
             <w:tcW w:type="dxa" w:w="6984"/>
-            <w:vAlign w:val="center"/>
+            <w:vAlign w:val="centre"/>
             <w:tcMar>
               <w:top w:w="80" w:type="dxa"/>
               <w:start w:w="80" w:type="dxa"/>
@@ -1679,7 +1679,7 @@
         <w:tc>
           <w:tcPr>
             <w:tcW w:type="dxa" w:w="6984"/>
-            <w:vAlign w:val="center"/>
+            <w:vAlign w:val="centre"/>
             <w:tcMar>
               <w:top w:w="80" w:type="dxa"/>
               <w:start w:w="80" w:type="dxa"/>
@@ -1696,7 +1696,7 @@
         <w:tc>
           <w:tcPr>
             <w:tcW w:type="dxa" w:w="6984"/>
-            <w:vAlign w:val="center"/>
+            <w:vAlign w:val="centre"/>
             <w:tcMar>
               <w:top w:w="80" w:type="dxa"/>
               <w:start w:w="80" w:type="dxa"/>
@@ -1715,7 +1715,7 @@
         <w:tc>
           <w:tcPr>
             <w:tcW w:type="dxa" w:w="6984"/>
-            <w:vAlign w:val="center"/>
+            <w:vAlign w:val="centre"/>
             <w:tcMar>
               <w:top w:w="80" w:type="dxa"/>
               <w:start w:w="80" w:type="dxa"/>
@@ -1732,7 +1732,7 @@
         <w:tc>
           <w:tcPr>
             <w:tcW w:type="dxa" w:w="6984"/>
-            <w:vAlign w:val="center"/>
+            <w:vAlign w:val="centre"/>
             <w:tcMar>
               <w:top w:w="80" w:type="dxa"/>
               <w:start w:w="80" w:type="dxa"/>
@@ -1751,7 +1751,7 @@
         <w:tc>
           <w:tcPr>
             <w:tcW w:type="dxa" w:w="6984"/>
-            <w:vAlign w:val="center"/>
+            <w:vAlign w:val="centre"/>
             <w:tcMar>
               <w:top w:w="80" w:type="dxa"/>
               <w:start w:w="80" w:type="dxa"/>
@@ -1768,7 +1768,7 @@
         <w:tc>
           <w:tcPr>
             <w:tcW w:type="dxa" w:w="6984"/>
-            <w:vAlign w:val="center"/>
+            <w:vAlign w:val="centre"/>
             <w:tcMar>
               <w:top w:w="80" w:type="dxa"/>
               <w:start w:w="80" w:type="dxa"/>
@@ -1787,7 +1787,7 @@
         <w:tc>
           <w:tcPr>
             <w:tcW w:type="dxa" w:w="6984"/>
-            <w:vAlign w:val="center"/>
+            <w:vAlign w:val="centre"/>
             <w:tcMar>
               <w:top w:w="80" w:type="dxa"/>
               <w:start w:w="80" w:type="dxa"/>
@@ -1804,7 +1804,7 @@
         <w:tc>
           <w:tcPr>
             <w:tcW w:type="dxa" w:w="6984"/>
-            <w:vAlign w:val="center"/>
+            <w:vAlign w:val="centre"/>
             <w:tcMar>
               <w:top w:w="80" w:type="dxa"/>
               <w:start w:w="80" w:type="dxa"/>
@@ -1910,21 +1910,14 @@
   <w:p>
     <w:pPr>
       <w:pStyle w:val="Footer"/>
-      <w:jc w:val="center"/>
+      <w:jc w:val="centre"/>
     </w:pPr>
     <w:r>
       <w:rPr>
-        <w:color w:val="646464"/>
-        <w:sz w:val="14"/>
-      </w:rPr>
-      <w:t>Copyright © 2026 Author(s) of Artificial Intelligence and Healthcare Economics | V1.0 | CC BY-NC 4.0 content notice</w:t>
-    </w:r>
-    <w:r>
-      <w:rPr>
-        <w:color w:val="646464"/>
-        <w:sz w:val="14"/>
-      </w:rPr>
-      <w:t>Copyright © 2026 Author(s) of Artificial Intelligence and Healthcare Economics | V1.0 | CC BY-NC 4.0 content notice</w:t>
+        <w:color w:val="5F5A5B"/>
+        <w:sz w:val="15"/>
+      </w:rPr>
+      <w:t>Muthana Zouri · Carmen Marinela Cumpăt · Grigore T. Popa University of Medicine and Pharmacy Publishing House · 2026</w:t>
     </w:r>
   </w:p>
 </w:ftr>
@@ -1955,7 +1948,25 @@
   <w:p>
     <w:pPr>
       <w:pStyle w:val="Header"/>
-    </w:pPr>
+      <w:jc w:val="centre"/>
+    </w:pPr>
+    <w:r/>
+    <w:r>
+      <w:rPr>
+        <w:rFonts w:ascii="Georgia" w:hAnsi="Georgia"/>
+        <w:b/>
+        <w:color w:val="7B1734"/>
+        <w:sz w:val="17"/>
+      </w:rPr>
+      <w:t>Artificial Intelligence and Healthcare Economics</w:t>
+    </w:r>
+    <w:r>
+      <w:rPr>
+        <w:color w:val="5F5A5B"/>
+        <w:sz w:val="16"/>
+      </w:rPr>
+      <w:t xml:space="preserve"> · Digital Resource Companion · V1.0</w:t>
+    </w:r>
   </w:p>
 </w:hdr>
 </file>
@@ -2357,7 +2368,7 @@
     <w:rsid w:val="00E618BF"/>
     <w:pPr>
       <w:tabs>
-        <w:tab w:val="center" w:pos="4680"/>
+        <w:tab w:val="centre" w:pos="4680"/>
         <w:tab w:val="right" w:pos="9360"/>
       </w:tabs>
       <w:spacing w:after="0" w:line="240" w:lineRule="auto"/>
@@ -2379,7 +2390,7 @@
     <w:rsid w:val="00E618BF"/>
     <w:pPr>
       <w:tabs>
-        <w:tab w:val="center" w:pos="4680"/>
+        <w:tab w:val="centre" w:pos="4680"/>
         <w:tab w:val="right" w:pos="9360"/>
       </w:tabs>
       <w:spacing w:after="0" w:line="240" w:lineRule="auto"/>
